--- a/docs/report/CT3201_AI_Interaction_Log.docx
+++ b/docs/report/CT3201_AI_Interaction_Log.docx
@@ -18,33 +18,80 @@
     <w:p/>
     <w:p>
       <w:r>
-        <w:t>Significant AI interactions during the design and build of *Pyro Pete:</w:t>
+        <w:t xml:space="preserve">Significant AI interactions during the design and build of </w:t>
+      </w:r>
+      <w:r>
+        <w:rPr>
+          <w:i/>
+        </w:rPr>
+        <w:t>Pyro Pete: Emergency Evacuation</w:t>
+      </w:r>
+      <w:r>
+        <w:t>,</w:t>
       </w:r>
     </w:p>
     <w:p>
       <w:r>
-        <w:t xml:space="preserve">Emergency Evacuation*. AI used: </w:t>
+        <w:t>by SpectralIntelligence (Lee Tze Hian, Ong Chuan Hau, See Jun Wen).</w:t>
+      </w:r>
+    </w:p>
+    <w:p>
+      <w:r>
+        <w:t xml:space="preserve">AI used: </w:t>
       </w:r>
       <w:r>
         <w:rPr>
           <w:b/>
         </w:rPr>
-        <w:t>Claude (via Claude Code)</w:t>
+        <w:t>Claude</w:t>
       </w:r>
       <w:r>
-        <w:t>.</w:t>
+        <w:t xml:space="preserve"> (Claude Code) for design critique, code, character art, music and the</w:t>
       </w:r>
     </w:p>
     <w:p>
-      <w:pPr>
-        <w:spacing w:after="120"/>
-      </w:pPr>
+      <w:r>
+        <w:t xml:space="preserve">machine-learning work; </w:t>
+      </w:r>
       <w:r>
         <w:rPr>
-          <w:i/>
-          <w:color w:val="707070"/>
+          <w:b/>
         </w:rPr>
-        <w:t>[TEAM] — add rows for any other AI you used (ChatGPT, Gemini, etc.). Keep the prompt short but real; summarise the response; state the decision and how you checked it. The rows below are reconstructed from the Claude Code session and the design docs.</w:t>
+        <w:t>Gemini</w:t>
+      </w:r>
+      <w:r>
+        <w:t xml:space="preserve"> for some brainstorm wording and the first character images;</w:t>
+      </w:r>
+    </w:p>
+    <w:p>
+      <w:r>
+        <w:rPr>
+          <w:b/>
+        </w:rPr>
+        <w:t>Kling</w:t>
+      </w:r>
+      <w:r>
+        <w:t xml:space="preserve"> for walk-cycle video. Rows 1–9 were reconstructed from the Claude Code session and the</w:t>
+      </w:r>
+    </w:p>
+    <w:p>
+      <w:r>
+        <w:t>design docs; rows 10–18 from a team interview (29 Sep 2026) and the machine-learning findings</w:t>
+      </w:r>
+    </w:p>
+    <w:p>
+      <w:r>
+        <w:t>(</w:t>
+      </w:r>
+      <w:r>
+        <w:rPr>
+          <w:rFonts w:ascii="Consolas" w:hAnsi="Consolas"/>
+          <w:sz w:val="17"/>
+        </w:rPr>
+        <w:t>pyro_pete_game/ml/ML_Findings/</w:t>
+      </w:r>
+      <w:r>
+        <w:t>).</w:t>
       </w:r>
     </w:p>
     <w:tbl>
@@ -247,7 +294,7 @@
               <w:rPr>
                 <w:sz w:val="17"/>
               </w:rPr>
-              <w:t>"We plan to use BFS from the rescuer to the nearest occupant and treat fire as a wall. Challenge this."</w:t>
+              <w:t>"We plan to use BFS from the rescuer to the nearest occupant; fire is a hazard that drains health. Challenge this."</w:t>
             </w:r>
           </w:p>
         </w:tc>
@@ -290,7 +337,7 @@
               <w:rPr>
                 <w:sz w:val="17"/>
               </w:rPr>
-              <w:t xml:space="preserve"> — it will take an extra hazard tile to save a step. Fire as a hard wall also removes the "dash through one tile of fire" option a real rescuer has.</w:t>
+              <w:t xml:space="preserve"> — it will take an extra hazard tile to save a step.</w:t>
             </w:r>
           </w:p>
         </w:tc>
@@ -355,7 +402,7 @@
               <w:rPr>
                 <w:sz w:val="17"/>
               </w:rPr>
-              <w:t>Search theory (BFS optimality only holds for unit edge cost); later confirmed by the comparison harness (row 4).</w:t>
+              <w:t>Search theory (BFS optimality only holds for unit edge cost); later confirmed by the comparison harness (row 3).</w:t>
             </w:r>
           </w:p>
         </w:tc>
@@ -656,7 +703,33 @@
               <w:rPr>
                 <w:sz w:val="17"/>
               </w:rPr>
-              <w:t xml:space="preserve"> matched A∗ on that fire state but diverges when the fire is between agent and goal. Write‑up in </w:t>
+              <w:t xml:space="preserve"> matched A∗ on that one fire state, so we repeated it across every stage, three layouts and five fire‑spread times (</w:t>
+            </w:r>
+            <w:r>
+              <w:rPr>
+                <w:rFonts w:ascii="Consolas" w:hAnsi="Consolas"/>
+                <w:sz w:val="14"/>
+              </w:rPr>
+              <w:t>tools/greedy_vs_astar_scan.py</w:t>
+            </w:r>
+            <w:r>
+              <w:rPr>
+                <w:sz w:val="17"/>
+              </w:rPr>
+              <w:t xml:space="preserve">): Greedy's route cost more than A∗'s in </w:t>
+            </w:r>
+            <w:r>
+              <w:rPr>
+                <w:b/>
+                <w:sz w:val="17"/>
+              </w:rPr>
+              <w:t>98 of 150</w:t>
+            </w:r>
+            <w:r>
+              <w:rPr>
+                <w:sz w:val="17"/>
+              </w:rPr>
+              <w:t xml:space="preserve"> situations and was never cheaper. Write‑up in </w:t>
             </w:r>
             <w:r>
               <w:rPr>
@@ -1445,7 +1518,7 @@
               <w:rPr>
                 <w:sz w:val="17"/>
               </w:rPr>
-              <w:t>Judged each against our system (Section 7 table): over‑reliance, self‑preservation and the staffing risk are relevant; hallucination is low (route comes from A∗ on a real graph); adversarial‑NN is not applicable (no neural net).</w:t>
+              <w:t>Judged each against our system (Section 7 table): over‑reliance, self‑preservation and the staffing risk are relevant; hallucination is low (route comes from A∗ on a real graph); adversarial inputs apply only to the optional learned brain (the A∗ agent has no neural network).</w:t>
             </w:r>
           </w:p>
         </w:tc>
@@ -1496,16 +1569,9 @@
             <w:r/>
             <w:r>
               <w:rPr>
-                <w:rFonts w:ascii="Consolas" w:hAnsi="Consolas"/>
-                <w:sz w:val="14"/>
-              </w:rPr>
-              <w:t>[TEAM]</w:t>
-            </w:r>
-            <w:r>
-              <w:rPr>
                 <w:sz w:val="17"/>
               </w:rPr>
-              <w:t xml:space="preserve"> your rows — e.g. any prompt about the scoring design, the results‑screen metrics, the flowchart, or anything from another AI tool</w:t>
+              <w:t>Brainstorm (Gemini, Claude): asked for candidate real‑world problems in the Stage 1 format</w:t>
             </w:r>
           </w:p>
         </w:tc>
@@ -1518,6 +1584,12 @@
               <w:spacing w:after="40" w:line="240" w:lineRule="auto"/>
             </w:pPr>
             <w:r/>
+            <w:r>
+              <w:rPr>
+                <w:sz w:val="17"/>
+              </w:rPr>
+              <w:t>Worded candidates such as customer service, traffic lights, campus navigation, meal planning</w:t>
+            </w:r>
           </w:p>
         </w:tc>
         <w:tc>
@@ -1529,6 +1601,13 @@
               <w:spacing w:after="40" w:line="240" w:lineRule="auto"/>
             </w:pPr>
             <w:r/>
+            <w:r>
+              <w:rPr>
+                <w:b/>
+                <w:sz w:val="17"/>
+              </w:rPr>
+              <w:t>Partial</w:t>
+            </w:r>
           </w:p>
         </w:tc>
         <w:tc>
@@ -1540,6 +1619,25 @@
               <w:spacing w:after="40" w:line="240" w:lineRule="auto"/>
             </w:pPr>
             <w:r/>
+            <w:r>
+              <w:rPr>
+                <w:sz w:val="17"/>
+              </w:rPr>
+              <w:t xml:space="preserve">Pooled with our own everyday ideas in a shared sheet; the team </w:t>
+            </w:r>
+            <w:r>
+              <w:rPr>
+                <w:b/>
+                <w:sz w:val="17"/>
+              </w:rPr>
+              <w:t>voted</w:t>
+            </w:r>
+            <w:r>
+              <w:rPr>
+                <w:sz w:val="17"/>
+              </w:rPr>
+              <w:t xml:space="preserve"> for Emergency Evacuation Routing, the course's own exercise, and reframed it as a rescuer game so it could be visual</w:t>
+            </w:r>
           </w:p>
         </w:tc>
         <w:tc>
@@ -1551,6 +1649,896 @@
               <w:spacing w:after="40" w:line="240" w:lineRule="auto"/>
             </w:pPr>
             <w:r/>
+            <w:r>
+              <w:rPr>
+                <w:sz w:val="17"/>
+              </w:rPr>
+              <w:t>Checked against the brief's Stage 1 fields and our aim of a visual project</w:t>
+            </w:r>
+          </w:p>
+        </w:tc>
+      </w:tr>
+      <w:tr>
+        <w:tc>
+          <w:tcPr>
+            <w:tcW w:type="dxa" w:w="612"/>
+          </w:tcPr>
+          <w:p>
+            <w:pPr>
+              <w:spacing w:after="40" w:line="240" w:lineRule="auto"/>
+            </w:pPr>
+            <w:r/>
+            <w:r>
+              <w:rPr>
+                <w:sz w:val="17"/>
+              </w:rPr>
+              <w:t>11</w:t>
+            </w:r>
+          </w:p>
+        </w:tc>
+        <w:tc>
+          <w:tcPr>
+            <w:tcW w:type="dxa" w:w="1458"/>
+          </w:tcPr>
+          <w:p>
+            <w:pPr>
+              <w:spacing w:after="40" w:line="240" w:lineRule="auto"/>
+            </w:pPr>
+            <w:r/>
+            <w:r>
+              <w:rPr>
+                <w:sz w:val="17"/>
+              </w:rPr>
+              <w:t>Gemini: images of the hero and the occupants</w:t>
+            </w:r>
+          </w:p>
+        </w:tc>
+        <w:tc>
+          <w:tcPr>
+            <w:tcW w:type="dxa" w:w="1458"/>
+          </w:tcPr>
+          <w:p>
+            <w:pPr>
+              <w:spacing w:after="40" w:line="240" w:lineRule="auto"/>
+            </w:pPr>
+            <w:r/>
+            <w:r>
+              <w:rPr>
+                <w:sz w:val="17"/>
+              </w:rPr>
+              <w:t>Images in the right spirit, but the characters changed from one image to the next</w:t>
+            </w:r>
+          </w:p>
+        </w:tc>
+        <w:tc>
+          <w:tcPr>
+            <w:tcW w:type="dxa" w:w="1458"/>
+          </w:tcPr>
+          <w:p>
+            <w:pPr>
+              <w:spacing w:after="40" w:line="240" w:lineRule="auto"/>
+            </w:pPr>
+            <w:r/>
+            <w:r>
+              <w:rPr>
+                <w:b/>
+                <w:sz w:val="17"/>
+              </w:rPr>
+              <w:t>Rejected</w:t>
+            </w:r>
+          </w:p>
+        </w:tc>
+        <w:tc>
+          <w:tcPr>
+            <w:tcW w:type="dxa" w:w="1895"/>
+          </w:tcPr>
+          <w:p>
+            <w:pPr>
+              <w:spacing w:after="40" w:line="240" w:lineRule="auto"/>
+            </w:pPr>
+            <w:r/>
+            <w:r>
+              <w:rPr>
+                <w:sz w:val="17"/>
+              </w:rPr>
+              <w:t>Moved on to video (Kling), then Claude</w:t>
+            </w:r>
+          </w:p>
+        </w:tc>
+        <w:tc>
+          <w:tcPr>
+            <w:tcW w:type="dxa" w:w="2479"/>
+          </w:tcPr>
+          <w:p>
+            <w:pPr>
+              <w:spacing w:after="40" w:line="240" w:lineRule="auto"/>
+            </w:pPr>
+            <w:r/>
+            <w:r>
+              <w:rPr>
+                <w:sz w:val="17"/>
+              </w:rPr>
+              <w:t>Compared images side by side: not one consistent character across poses</w:t>
+            </w:r>
+          </w:p>
+        </w:tc>
+      </w:tr>
+      <w:tr>
+        <w:tc>
+          <w:tcPr>
+            <w:tcW w:type="dxa" w:w="612"/>
+          </w:tcPr>
+          <w:p>
+            <w:pPr>
+              <w:spacing w:after="40" w:line="240" w:lineRule="auto"/>
+            </w:pPr>
+            <w:r/>
+            <w:r>
+              <w:rPr>
+                <w:sz w:val="17"/>
+              </w:rPr>
+              <w:t>12</w:t>
+            </w:r>
+          </w:p>
+        </w:tc>
+        <w:tc>
+          <w:tcPr>
+            <w:tcW w:type="dxa" w:w="1458"/>
+          </w:tcPr>
+          <w:p>
+            <w:pPr>
+              <w:spacing w:after="40" w:line="240" w:lineRule="auto"/>
+            </w:pPr>
+            <w:r/>
+            <w:r>
+              <w:rPr>
+                <w:sz w:val="17"/>
+              </w:rPr>
+              <w:t>Kling: walking videos of Pete, to extract walk‑cycle frames</w:t>
+            </w:r>
+          </w:p>
+        </w:tc>
+        <w:tc>
+          <w:tcPr>
+            <w:tcW w:type="dxa" w:w="1458"/>
+          </w:tcPr>
+          <w:p>
+            <w:pPr>
+              <w:spacing w:after="40" w:line="240" w:lineRule="auto"/>
+            </w:pPr>
+            <w:r/>
+            <w:r>
+              <w:rPr>
+                <w:sz w:val="17"/>
+              </w:rPr>
+              <w:t>Walk clips; the side‑view ones (</w:t>
+            </w:r>
+            <w:r>
+              <w:rPr>
+                <w:rFonts w:ascii="Consolas" w:hAnsi="Consolas"/>
+                <w:sz w:val="14"/>
+              </w:rPr>
+              <w:t>PP_walking_LR.mp4</w:t>
+            </w:r>
+            <w:r>
+              <w:rPr>
+                <w:sz w:val="17"/>
+              </w:rPr>
+              <w:t>) were clean</w:t>
+            </w:r>
+          </w:p>
+        </w:tc>
+        <w:tc>
+          <w:tcPr>
+            <w:tcW w:type="dxa" w:w="1458"/>
+          </w:tcPr>
+          <w:p>
+            <w:pPr>
+              <w:spacing w:after="40" w:line="240" w:lineRule="auto"/>
+            </w:pPr>
+            <w:r/>
+            <w:r>
+              <w:rPr>
+                <w:b/>
+                <w:sz w:val="17"/>
+              </w:rPr>
+              <w:t>Partial</w:t>
+            </w:r>
+          </w:p>
+        </w:tc>
+        <w:tc>
+          <w:tcPr>
+            <w:tcW w:type="dxa" w:w="1895"/>
+          </w:tcPr>
+          <w:p>
+            <w:pPr>
+              <w:spacing w:after="40" w:line="240" w:lineRule="auto"/>
+            </w:pPr>
+            <w:r/>
+            <w:r>
+              <w:rPr>
+                <w:sz w:val="17"/>
+              </w:rPr>
+              <w:t>Used the usable side‑view frames; the other directions were built as in row 7</w:t>
+            </w:r>
+          </w:p>
+        </w:tc>
+        <w:tc>
+          <w:tcPr>
+            <w:tcW w:type="dxa" w:w="2479"/>
+          </w:tcPr>
+          <w:p>
+            <w:pPr>
+              <w:spacing w:after="40" w:line="240" w:lineRule="auto"/>
+            </w:pPr>
+            <w:r/>
+            <w:r>
+              <w:rPr>
+                <w:sz w:val="17"/>
+              </w:rPr>
+              <w:t>Extracted frames checked against the engine's needs (four directions, fixed height, feet anchor)</w:t>
+            </w:r>
+          </w:p>
+        </w:tc>
+      </w:tr>
+      <w:tr>
+        <w:tc>
+          <w:tcPr>
+            <w:tcW w:type="dxa" w:w="612"/>
+          </w:tcPr>
+          <w:p>
+            <w:pPr>
+              <w:spacing w:after="40" w:line="240" w:lineRule="auto"/>
+            </w:pPr>
+            <w:r/>
+            <w:r>
+              <w:rPr>
+                <w:sz w:val="17"/>
+              </w:rPr>
+              <w:t>13</w:t>
+            </w:r>
+          </w:p>
+        </w:tc>
+        <w:tc>
+          <w:tcPr>
+            <w:tcW w:type="dxa" w:w="1458"/>
+          </w:tcPr>
+          <w:p>
+            <w:pPr>
+              <w:spacing w:after="40" w:line="240" w:lineRule="auto"/>
+            </w:pPr>
+            <w:r/>
+            <w:r>
+              <w:rPr>
+                <w:sz w:val="17"/>
+              </w:rPr>
+              <w:t>Claude: character art in one consistent retro video‑game style</w:t>
+            </w:r>
+          </w:p>
+        </w:tc>
+        <w:tc>
+          <w:tcPr>
+            <w:tcW w:type="dxa" w:w="1458"/>
+          </w:tcPr>
+          <w:p>
+            <w:pPr>
+              <w:spacing w:after="40" w:line="240" w:lineRule="auto"/>
+            </w:pPr>
+            <w:r/>
+            <w:r>
+              <w:rPr>
+                <w:sz w:val="17"/>
+              </w:rPr>
+              <w:t>Consistent characters across poses and across the cast</w:t>
+            </w:r>
+          </w:p>
+        </w:tc>
+        <w:tc>
+          <w:tcPr>
+            <w:tcW w:type="dxa" w:w="1458"/>
+          </w:tcPr>
+          <w:p>
+            <w:pPr>
+              <w:spacing w:after="40" w:line="240" w:lineRule="auto"/>
+            </w:pPr>
+            <w:r/>
+            <w:r>
+              <w:rPr>
+                <w:b/>
+                <w:sz w:val="17"/>
+              </w:rPr>
+              <w:t>Accepted</w:t>
+            </w:r>
+          </w:p>
+        </w:tc>
+        <w:tc>
+          <w:tcPr>
+            <w:tcW w:type="dxa" w:w="1895"/>
+          </w:tcPr>
+          <w:p>
+            <w:pPr>
+              <w:spacing w:after="40" w:line="240" w:lineRule="auto"/>
+            </w:pPr>
+            <w:r/>
+            <w:r>
+              <w:rPr>
+                <w:sz w:val="17"/>
+              </w:rPr>
+              <w:t>Final art for Pete, the occupants and the robot</w:t>
+            </w:r>
+          </w:p>
+        </w:tc>
+        <w:tc>
+          <w:tcPr>
+            <w:tcW w:type="dxa" w:w="2479"/>
+          </w:tcPr>
+          <w:p>
+            <w:pPr>
+              <w:spacing w:after="40" w:line="240" w:lineRule="auto"/>
+            </w:pPr>
+            <w:r/>
+            <w:r>
+              <w:rPr>
+                <w:sz w:val="17"/>
+              </w:rPr>
+              <w:t>Checked side by side and in game: same size and style in every direction</w:t>
+            </w:r>
+          </w:p>
+        </w:tc>
+      </w:tr>
+      <w:tr>
+        <w:tc>
+          <w:tcPr>
+            <w:tcW w:type="dxa" w:w="612"/>
+          </w:tcPr>
+          <w:p>
+            <w:pPr>
+              <w:spacing w:after="40" w:line="240" w:lineRule="auto"/>
+            </w:pPr>
+            <w:r/>
+            <w:r>
+              <w:rPr>
+                <w:sz w:val="17"/>
+              </w:rPr>
+              <w:t>14</w:t>
+            </w:r>
+          </w:p>
+        </w:tc>
+        <w:tc>
+          <w:tcPr>
+            <w:tcW w:type="dxa" w:w="1458"/>
+          </w:tcPr>
+          <w:p>
+            <w:pPr>
+              <w:spacing w:after="40" w:line="240" w:lineRule="auto"/>
+            </w:pPr>
+            <w:r/>
+            <w:r>
+              <w:rPr>
+                <w:sz w:val="17"/>
+              </w:rPr>
+              <w:t>Claude Code: the stage music, a different piece per stage</w:t>
+            </w:r>
+          </w:p>
+        </w:tc>
+        <w:tc>
+          <w:tcPr>
+            <w:tcW w:type="dxa" w:w="1458"/>
+          </w:tcPr>
+          <w:p>
+            <w:pPr>
+              <w:spacing w:after="40" w:line="240" w:lineRule="auto"/>
+            </w:pPr>
+            <w:r/>
+            <w:r>
+              <w:rPr>
+                <w:sz w:val="17"/>
+              </w:rPr>
+              <w:t>Procedurally generated tracks that get faster and more intense stage by stage</w:t>
+            </w:r>
+          </w:p>
+        </w:tc>
+        <w:tc>
+          <w:tcPr>
+            <w:tcW w:type="dxa" w:w="1458"/>
+          </w:tcPr>
+          <w:p>
+            <w:pPr>
+              <w:spacing w:after="40" w:line="240" w:lineRule="auto"/>
+            </w:pPr>
+            <w:r/>
+            <w:r>
+              <w:rPr>
+                <w:b/>
+                <w:sz w:val="17"/>
+              </w:rPr>
+              <w:t>Accepted</w:t>
+            </w:r>
+          </w:p>
+        </w:tc>
+        <w:tc>
+          <w:tcPr>
+            <w:tcW w:type="dxa" w:w="1895"/>
+          </w:tcPr>
+          <w:p>
+            <w:pPr>
+              <w:spacing w:after="40" w:line="240" w:lineRule="auto"/>
+            </w:pPr>
+            <w:r/>
+            <w:r>
+              <w:rPr>
+                <w:sz w:val="17"/>
+              </w:rPr>
+              <w:t>Used as the game's soundtrack (See Jun Wen)</w:t>
+            </w:r>
+          </w:p>
+        </w:tc>
+        <w:tc>
+          <w:tcPr>
+            <w:tcW w:type="dxa" w:w="2479"/>
+          </w:tcPr>
+          <w:p>
+            <w:pPr>
+              <w:spacing w:after="40" w:line="240" w:lineRule="auto"/>
+            </w:pPr>
+            <w:r/>
+            <w:r>
+              <w:rPr>
+                <w:sz w:val="17"/>
+              </w:rPr>
+              <w:t>Listening, plus tests that tempo and intensity rise every stage (</w:t>
+            </w:r>
+            <w:r>
+              <w:rPr>
+                <w:rFonts w:ascii="Consolas" w:hAnsi="Consolas"/>
+                <w:sz w:val="14"/>
+              </w:rPr>
+              <w:t>tests/test_campaign.py</w:t>
+            </w:r>
+            <w:r>
+              <w:rPr>
+                <w:sz w:val="17"/>
+              </w:rPr>
+              <w:t>)</w:t>
+            </w:r>
+          </w:p>
+        </w:tc>
+      </w:tr>
+      <w:tr>
+        <w:tc>
+          <w:tcPr>
+            <w:tcW w:type="dxa" w:w="612"/>
+          </w:tcPr>
+          <w:p>
+            <w:pPr>
+              <w:spacing w:after="40" w:line="240" w:lineRule="auto"/>
+            </w:pPr>
+            <w:r/>
+            <w:r>
+              <w:rPr>
+                <w:sz w:val="17"/>
+              </w:rPr>
+              <w:t>15</w:t>
+            </w:r>
+          </w:p>
+        </w:tc>
+        <w:tc>
+          <w:tcPr>
+            <w:tcW w:type="dxa" w:w="1458"/>
+          </w:tcPr>
+          <w:p>
+            <w:pPr>
+              <w:spacing w:after="40" w:line="240" w:lineRule="auto"/>
+            </w:pPr>
+            <w:r/>
+            <w:r>
+              <w:rPr>
+                <w:sz w:val="17"/>
+              </w:rPr>
+              <w:t>Machine learning: train the network by reinforcement learning, with the game score as the reward</w:t>
+            </w:r>
+          </w:p>
+        </w:tc>
+        <w:tc>
+          <w:tcPr>
+            <w:tcW w:type="dxa" w:w="1458"/>
+          </w:tcPr>
+          <w:p>
+            <w:pPr>
+              <w:spacing w:after="40" w:line="240" w:lineRule="auto"/>
+            </w:pPr>
+            <w:r/>
+            <w:r>
+              <w:rPr>
+                <w:sz w:val="17"/>
+              </w:rPr>
+              <w:t>Claude built and ran it; 12 runs across four reward designs</w:t>
+            </w:r>
+          </w:p>
+        </w:tc>
+        <w:tc>
+          <w:tcPr>
+            <w:tcW w:type="dxa" w:w="1458"/>
+          </w:tcPr>
+          <w:p>
+            <w:pPr>
+              <w:spacing w:after="40" w:line="240" w:lineRule="auto"/>
+            </w:pPr>
+            <w:r/>
+            <w:r>
+              <w:rPr>
+                <w:b/>
+                <w:sz w:val="17"/>
+              </w:rPr>
+              <w:t>Rejected</w:t>
+            </w:r>
+            <w:r>
+              <w:rPr>
+                <w:sz w:val="17"/>
+              </w:rPr>
+              <w:t xml:space="preserve"> (the approach)</w:t>
+            </w:r>
+          </w:p>
+        </w:tc>
+        <w:tc>
+          <w:tcPr>
+            <w:tcW w:type="dxa" w:w="1895"/>
+          </w:tcPr>
+          <w:p>
+            <w:pPr>
+              <w:spacing w:after="40" w:line="240" w:lineRule="auto"/>
+            </w:pPr>
+            <w:r/>
+            <w:r>
+              <w:rPr>
+                <w:sz w:val="17"/>
+              </w:rPr>
+              <w:t>Switched to imitating A∗ (behaviour cloning + DAgger)</w:t>
+            </w:r>
+          </w:p>
+        </w:tc>
+        <w:tc>
+          <w:tcPr>
+            <w:tcW w:type="dxa" w:w="2479"/>
+          </w:tcPr>
+          <w:p>
+            <w:pPr>
+              <w:spacing w:after="40" w:line="240" w:lineRule="auto"/>
+            </w:pPr>
+            <w:r/>
+            <w:r>
+              <w:rPr>
+                <w:sz w:val="17"/>
+              </w:rPr>
+              <w:t>0% of episodes evacuated in every run: the network learned that standing still is the cheapest way to lose; the reward accounting shows why</w:t>
+            </w:r>
+          </w:p>
+        </w:tc>
+      </w:tr>
+      <w:tr>
+        <w:tc>
+          <w:tcPr>
+            <w:tcW w:type="dxa" w:w="612"/>
+          </w:tcPr>
+          <w:p>
+            <w:pPr>
+              <w:spacing w:after="40" w:line="240" w:lineRule="auto"/>
+            </w:pPr>
+            <w:r/>
+            <w:r>
+              <w:rPr>
+                <w:sz w:val="17"/>
+              </w:rPr>
+              <w:t>16</w:t>
+            </w:r>
+          </w:p>
+        </w:tc>
+        <w:tc>
+          <w:tcPr>
+            <w:tcW w:type="dxa" w:w="1458"/>
+          </w:tcPr>
+          <w:p>
+            <w:pPr>
+              <w:spacing w:after="40" w:line="240" w:lineRule="auto"/>
+            </w:pPr>
+            <w:r/>
+            <w:r>
+              <w:rPr>
+                <w:sz w:val="17"/>
+              </w:rPr>
+              <w:t>Machine learning: Claude stated that the network sees exactly what A∗ sees</w:t>
+            </w:r>
+          </w:p>
+        </w:tc>
+        <w:tc>
+          <w:tcPr>
+            <w:tcW w:type="dxa" w:w="1458"/>
+          </w:tcPr>
+          <w:p>
+            <w:pPr>
+              <w:spacing w:after="40" w:line="240" w:lineRule="auto"/>
+            </w:pPr>
+            <w:r/>
+            <w:r>
+              <w:rPr>
+                <w:sz w:val="17"/>
+              </w:rPr>
+              <w:t>The claim was false: A∗ plans over the whole map and all the fire, the network saw an 11×11 window</w:t>
+            </w:r>
+          </w:p>
+        </w:tc>
+        <w:tc>
+          <w:tcPr>
+            <w:tcW w:type="dxa" w:w="1458"/>
+          </w:tcPr>
+          <w:p>
+            <w:pPr>
+              <w:spacing w:after="40" w:line="240" w:lineRule="auto"/>
+            </w:pPr>
+            <w:r/>
+            <w:r>
+              <w:rPr>
+                <w:b/>
+                <w:sz w:val="17"/>
+              </w:rPr>
+              <w:t>Rejected</w:t>
+            </w:r>
+            <w:r>
+              <w:rPr>
+                <w:sz w:val="17"/>
+              </w:rPr>
+              <w:t xml:space="preserve"> (after checking)</w:t>
+            </w:r>
+          </w:p>
+        </w:tc>
+        <w:tc>
+          <w:tcPr>
+            <w:tcW w:type="dxa" w:w="1895"/>
+          </w:tcPr>
+          <w:p>
+            <w:pPr>
+              <w:spacing w:after="40" w:line="240" w:lineRule="auto"/>
+            </w:pPr>
+            <w:r/>
+            <w:r>
+              <w:rPr>
+                <w:sz w:val="17"/>
+              </w:rPr>
+              <w:t>Gave the network A∗'s own information and added tests so it can never see more or less ("no God mode"); the rule that both get the same conditions was ours</w:t>
+            </w:r>
+          </w:p>
+        </w:tc>
+        <w:tc>
+          <w:tcPr>
+            <w:tcW w:type="dxa" w:w="2479"/>
+          </w:tcPr>
+          <w:p>
+            <w:pPr>
+              <w:spacing w:after="40" w:line="240" w:lineRule="auto"/>
+            </w:pPr>
+            <w:r/>
+            <w:r>
+              <w:rPr>
+                <w:sz w:val="17"/>
+              </w:rPr>
+              <w:t>The network evacuated 20% of stages against A∗'s 91%, so we read A∗'s planner code; with the fix it reached 80%</w:t>
+            </w:r>
+          </w:p>
+        </w:tc>
+      </w:tr>
+      <w:tr>
+        <w:tc>
+          <w:tcPr>
+            <w:tcW w:type="dxa" w:w="612"/>
+          </w:tcPr>
+          <w:p>
+            <w:pPr>
+              <w:spacing w:after="40" w:line="240" w:lineRule="auto"/>
+            </w:pPr>
+            <w:r/>
+            <w:r>
+              <w:rPr>
+                <w:sz w:val="17"/>
+              </w:rPr>
+              <w:t>17</w:t>
+            </w:r>
+          </w:p>
+        </w:tc>
+        <w:tc>
+          <w:tcPr>
+            <w:tcW w:type="dxa" w:w="1458"/>
+          </w:tcPr>
+          <w:p>
+            <w:pPr>
+              <w:spacing w:after="40" w:line="240" w:lineRule="auto"/>
+            </w:pPr>
+            <w:r/>
+            <w:r>
+              <w:rPr>
+                <w:sz w:val="17"/>
+              </w:rPr>
+              <w:t>Machine learning: Claude reported that adding memory raised success by 7 points</w:t>
+            </w:r>
+          </w:p>
+        </w:tc>
+        <w:tc>
+          <w:tcPr>
+            <w:tcW w:type="dxa" w:w="1458"/>
+          </w:tcPr>
+          <w:p>
+            <w:pPr>
+              <w:spacing w:after="40" w:line="240" w:lineRule="auto"/>
+            </w:pPr>
+            <w:r/>
+            <w:r>
+              <w:rPr>
+                <w:sz w:val="17"/>
+              </w:rPr>
+              <w:t>Based on one reused test set</w:t>
+            </w:r>
+          </w:p>
+        </w:tc>
+        <w:tc>
+          <w:tcPr>
+            <w:tcW w:type="dxa" w:w="1458"/>
+          </w:tcPr>
+          <w:p>
+            <w:pPr>
+              <w:spacing w:after="40" w:line="240" w:lineRule="auto"/>
+            </w:pPr>
+            <w:r/>
+            <w:r>
+              <w:rPr>
+                <w:b/>
+                <w:sz w:val="17"/>
+              </w:rPr>
+              <w:t>Modified</w:t>
+            </w:r>
+            <w:r>
+              <w:rPr>
+                <w:sz w:val="17"/>
+              </w:rPr>
+              <w:t xml:space="preserve"> (the claim)</w:t>
+            </w:r>
+          </w:p>
+        </w:tc>
+        <w:tc>
+          <w:tcPr>
+            <w:tcW w:type="dxa" w:w="1895"/>
+          </w:tcPr>
+          <w:p>
+            <w:pPr>
+              <w:spacing w:after="40" w:line="240" w:lineRule="auto"/>
+            </w:pPr>
+            <w:r/>
+            <w:r>
+              <w:rPr>
+                <w:sz w:val="17"/>
+              </w:rPr>
+              <w:t>Reported +3 points (pooled) instead</w:t>
+            </w:r>
+          </w:p>
+        </w:tc>
+        <w:tc>
+          <w:tcPr>
+            <w:tcW w:type="dxa" w:w="2479"/>
+          </w:tcPr>
+          <w:p>
+            <w:pPr>
+              <w:spacing w:after="40" w:line="240" w:lineRule="auto"/>
+            </w:pPr>
+            <w:r/>
+            <w:r>
+              <w:rPr>
+                <w:sz w:val="17"/>
+              </w:rPr>
+              <w:t>Re‑ran on 200 fresh episodes: +1; pooled over 300: +3</w:t>
+            </w:r>
+          </w:p>
+        </w:tc>
+      </w:tr>
+      <w:tr>
+        <w:tc>
+          <w:tcPr>
+            <w:tcW w:type="dxa" w:w="612"/>
+          </w:tcPr>
+          <w:p>
+            <w:pPr>
+              <w:spacing w:after="40" w:line="240" w:lineRule="auto"/>
+            </w:pPr>
+            <w:r/>
+            <w:r>
+              <w:rPr>
+                <w:sz w:val="17"/>
+              </w:rPr>
+              <w:t>18</w:t>
+            </w:r>
+          </w:p>
+        </w:tc>
+        <w:tc>
+          <w:tcPr>
+            <w:tcW w:type="dxa" w:w="1458"/>
+          </w:tcPr>
+          <w:p>
+            <w:pPr>
+              <w:spacing w:after="40" w:line="240" w:lineRule="auto"/>
+            </w:pPr>
+            <w:r/>
+            <w:r>
+              <w:rPr>
+                <w:sz w:val="17"/>
+              </w:rPr>
+              <w:t>Machine learning: Claude implemented our idea of searching the far side of the map first</w:t>
+            </w:r>
+          </w:p>
+        </w:tc>
+        <w:tc>
+          <w:tcPr>
+            <w:tcW w:type="dxa" w:w="1458"/>
+          </w:tcPr>
+          <w:p>
+            <w:pPr>
+              <w:spacing w:after="40" w:line="240" w:lineRule="auto"/>
+            </w:pPr>
+            <w:r/>
+            <w:r>
+              <w:rPr>
+                <w:sz w:val="17"/>
+              </w:rPr>
+              <w:t>The rule measured distance with the locked door still closed, so it silently did nothing on the spawn side</w:t>
+            </w:r>
+          </w:p>
+        </w:tc>
+        <w:tc>
+          <w:tcPr>
+            <w:tcW w:type="dxa" w:w="1458"/>
+          </w:tcPr>
+          <w:p>
+            <w:pPr>
+              <w:spacing w:after="40" w:line="240" w:lineRule="auto"/>
+            </w:pPr>
+            <w:r/>
+            <w:r>
+              <w:rPr>
+                <w:b/>
+                <w:sz w:val="17"/>
+              </w:rPr>
+              <w:t>Modified</w:t>
+            </w:r>
+          </w:p>
+        </w:tc>
+        <w:tc>
+          <w:tcPr>
+            <w:tcW w:type="dxa" w:w="1895"/>
+          </w:tcPr>
+          <w:p>
+            <w:pPr>
+              <w:spacing w:after="40" w:line="240" w:lineRule="auto"/>
+            </w:pPr>
+            <w:r/>
+            <w:r>
+              <w:rPr>
+                <w:sz w:val="17"/>
+              </w:rPr>
+              <w:t>Fixed the rule and re‑measured everything; v5 was trained on the fixed rule</w:t>
+            </w:r>
+          </w:p>
+        </w:tc>
+        <w:tc>
+          <w:tcPr>
+            <w:tcW w:type="dxa" w:w="2479"/>
+          </w:tcPr>
+          <w:p>
+            <w:pPr>
+              <w:spacing w:after="40" w:line="240" w:lineRule="auto"/>
+            </w:pPr>
+            <w:r/>
+            <w:r>
+              <w:rPr>
+                <w:sz w:val="17"/>
+              </w:rPr>
+              <w:t>A unit test failed and exposed it; after the fix, 91% vs 87% (and 90% vs 84% on fresh episodes)</w:t>
+            </w:r>
           </w:p>
         </w:tc>
       </w:tr>

--- a/docs/report/CT3201_AI_Interaction_Log.docx
+++ b/docs/report/CT3201_AI_Interaction_Log.docx
@@ -2760,7 +2760,20 @@
               <w:rPr>
                 <w:sz w:val="17"/>
               </w:rPr>
-              <w:t xml:space="preserve"> was never touched by AI action.</w:t>
+              <w:t xml:space="preserve"> was not touched by AI action until the end. At the end, once the whole team had reviewed the work, the team leader (Lee Tze Hian) asked Claude to push the reviewed branch to </w:t>
+            </w:r>
+            <w:r>
+              <w:rPr>
+                <w:rFonts w:ascii="Consolas" w:hAnsi="Consolas"/>
+                <w:sz w:val="14"/>
+              </w:rPr>
+              <w:t>master</w:t>
+            </w:r>
+            <w:r>
+              <w:rPr>
+                <w:sz w:val="17"/>
+              </w:rPr>
+              <w:t>; it was done at that explicit request and after the team's review, not on the AI's own initiative.</w:t>
             </w:r>
           </w:p>
         </w:tc>
